--- a/Sagir_Ahmad_Resume.docx
+++ b/Sagir_Ahmad_Resume.docx
@@ -201,16 +201,7 @@
           <w:sz w:val="21"/>
           <w:szCs w:val="21"/>
         </w:rPr>
-        <w:t xml:space="preserve"> Structures / X-Steel, producing high-precision fabrication, shop, and erection drawings. Demonstrated expertise across commer</w:t>
-      </w:r>
-      <w:r>
-        <w:rPr>
-          <w:rFonts w:ascii="Calibri" w:eastAsia="Calibri" w:hAnsi="Calibri" w:cs="Calibri"/>
-          <w:color w:val="1E2B25"/>
-          <w:sz w:val="21"/>
-          <w:szCs w:val="21"/>
-        </w:rPr>
-        <w:t>cial, power plant, refinery, and industrial infrastructure projects, with a strong foundation in Draughtsman Civil standards combined with advanced 3D structural modeling and AutoCAD capabilities.</w:t>
+        <w:t xml:space="preserve"> Structures / X-Steel, producing high-precision fabrication, shop, and erection drawings. Demonstrated expertise across commercial, power plant, refinery, and industrial infrastructure projects, with a strong foundation in Draughtsman Civil standards combined with advanced 3D structural modeling and AutoCAD capabilities.</w:t>
       </w:r>
     </w:p>
     <w:p>
@@ -254,12 +245,6 @@
         <w:gridCol w:w="6800"/>
       </w:tblGrid>
       <w:tr>
-        <w:tblPrEx>
-          <w:tblCellMar>
-            <w:top w:w="0" w:type="dxa"/>
-            <w:bottom w:w="0" w:type="dxa"/>
-          </w:tblCellMar>
-        </w:tblPrEx>
         <w:tc>
           <w:tcPr>
             <w:tcW w:w="2600" w:type="dxa"/>
@@ -278,16 +263,7 @@
                 <w:bCs/>
                 <w:color w:val="1E2B25"/>
               </w:rPr>
-              <w:t xml:space="preserve">Structural Modeling &amp; </w:t>
-            </w:r>
-            <w:r>
-              <w:rPr>
-                <w:rFonts w:ascii="Calibri" w:eastAsia="Calibri" w:hAnsi="Calibri" w:cs="Calibri"/>
-                <w:b/>
-                <w:bCs/>
-                <w:color w:val="1E2B25"/>
-              </w:rPr>
-              <w:t>Detailing</w:t>
+              <w:t>Structural Modeling &amp; Detailing</w:t>
             </w:r>
           </w:p>
         </w:tc>
@@ -316,18 +292,28 @@
                 <w:rFonts w:ascii="Calibri" w:eastAsia="Calibri" w:hAnsi="Calibri" w:cs="Calibri"/>
                 <w:color w:val="1E2B25"/>
               </w:rPr>
-              <w:t xml:space="preserve"> Structures / X-Steel (v12.0 – v21.1), AutoCAD, wire-frame 3D modeling, connection application, structural steel package review</w:t>
+              <w:t xml:space="preserve"> Str</w:t>
+            </w:r>
+            <w:r>
+              <w:rPr>
+                <w:rFonts w:ascii="Calibri" w:eastAsia="Calibri" w:hAnsi="Calibri" w:cs="Calibri"/>
+                <w:color w:val="1E2B25"/>
+              </w:rPr>
+              <w:t>uctures / X-Steel (v12.0 – v24</w:t>
+            </w:r>
+            <w:bookmarkStart w:id="0" w:name="_GoBack"/>
+            <w:bookmarkEnd w:id="0"/>
+            <w:r>
+              <w:rPr>
+                <w:rFonts w:ascii="Calibri" w:eastAsia="Calibri" w:hAnsi="Calibri" w:cs="Calibri"/>
+                <w:color w:val="1E2B25"/>
+              </w:rPr>
+              <w:t>), AutoCAD, wire-frame 3D modeling, connection application, structural steel package review</w:t>
             </w:r>
           </w:p>
         </w:tc>
       </w:tr>
       <w:tr>
-        <w:tblPrEx>
-          <w:tblCellMar>
-            <w:top w:w="0" w:type="dxa"/>
-            <w:bottom w:w="0" w:type="dxa"/>
-          </w:tblCellMar>
-        </w:tblPrEx>
         <w:tc>
           <w:tcPr>
             <w:tcW w:w="2600" w:type="dxa"/>
@@ -374,12 +360,6 @@
         </w:tc>
       </w:tr>
       <w:tr>
-        <w:tblPrEx>
-          <w:tblCellMar>
-            <w:top w:w="0" w:type="dxa"/>
-            <w:bottom w:w="0" w:type="dxa"/>
-          </w:tblCellMar>
-        </w:tblPrEx>
         <w:tc>
           <w:tcPr>
             <w:tcW w:w="2600" w:type="dxa"/>
@@ -405,8 +385,6 @@
               </w:rPr>
               <w:t>Project Types</w:t>
             </w:r>
-            <w:bookmarkStart w:id="0" w:name="_GoBack"/>
-            <w:bookmarkEnd w:id="0"/>
           </w:p>
         </w:tc>
         <w:tc>
@@ -431,12 +409,6 @@
         </w:tc>
       </w:tr>
       <w:tr>
-        <w:tblPrEx>
-          <w:tblCellMar>
-            <w:top w:w="0" w:type="dxa"/>
-            <w:bottom w:w="0" w:type="dxa"/>
-          </w:tblCellMar>
-        </w:tblPrEx>
         <w:tc>
           <w:tcPr>
             <w:tcW w:w="2600" w:type="dxa"/>
@@ -660,16 +632,7 @@
           <w:sz w:val="21"/>
           <w:szCs w:val="21"/>
         </w:rPr>
-        <w:t>Reso</w:t>
-      </w:r>
-      <w:r>
-        <w:rPr>
-          <w:rFonts w:ascii="Calibri" w:eastAsia="Calibri" w:hAnsi="Calibri" w:cs="Calibri"/>
-          <w:color w:val="1E2B25"/>
-          <w:sz w:val="21"/>
-          <w:szCs w:val="21"/>
-        </w:rPr>
-        <w:t>lve technical queries and collaborate with engineering teams to ensure full compliance with project specifications.</w:t>
+        <w:t>Resolve technical queries and collaborate with engineering teams to ensure full compliance with project specifications.</w:t>
       </w:r>
     </w:p>
     <w:p>
@@ -743,16 +706,7 @@
           <w:sz w:val="21"/>
           <w:szCs w:val="21"/>
         </w:rPr>
-        <w:t>Developed detailed 3D structural models an</w:t>
-      </w:r>
-      <w:r>
-        <w:rPr>
-          <w:rFonts w:ascii="Calibri" w:eastAsia="Calibri" w:hAnsi="Calibri" w:cs="Calibri"/>
-          <w:color w:val="1E2B25"/>
-          <w:sz w:val="21"/>
-          <w:szCs w:val="21"/>
-        </w:rPr>
-        <w:t xml:space="preserve">d connection details using </w:t>
+        <w:t xml:space="preserve">Developed detailed 3D structural models and connection details using </w:t>
       </w:r>
       <w:proofErr w:type="spellStart"/>
       <w:r>
@@ -857,16 +811,7 @@
           <w:iCs/>
           <w:color w:val="5A6E76"/>
         </w:rPr>
-        <w:t xml:space="preserve"> Engineering Services, New Del</w:t>
-      </w:r>
-      <w:r>
-        <w:rPr>
-          <w:rFonts w:ascii="Calibri" w:eastAsia="Calibri" w:hAnsi="Calibri" w:cs="Calibri"/>
-          <w:i/>
-          <w:iCs/>
-          <w:color w:val="5A6E76"/>
-        </w:rPr>
-        <w:t>hi</w:t>
+        <w:t xml:space="preserve"> Engineering Services, New Delhi</w:t>
       </w:r>
     </w:p>
     <w:p>
@@ -998,16 +943,7 @@
           <w:iCs/>
           <w:color w:val="5A6E76"/>
         </w:rPr>
-        <w:t>Str</w:t>
-      </w:r>
-      <w:r>
-        <w:rPr>
-          <w:rFonts w:ascii="Calibri" w:eastAsia="Calibri" w:hAnsi="Calibri" w:cs="Calibri"/>
-          <w:i/>
-          <w:iCs/>
-          <w:color w:val="5A6E76"/>
-        </w:rPr>
-        <w:t>uo</w:t>
+        <w:t>Struo</w:t>
       </w:r>
       <w:proofErr w:type="spellEnd"/>
       <w:r>
@@ -1140,19 +1076,7 @@
           <w:szCs w:val="18"/>
           <w:shd w:val="clear" w:color="auto" w:fill="1F3A52"/>
         </w:rPr>
-        <w:t xml:space="preserve">May 2008 </w:t>
-      </w:r>
-      <w:r>
-        <w:rPr>
-          <w:rFonts w:ascii="Calibri" w:eastAsia="Calibri" w:hAnsi="Calibri" w:cs="Calibri"/>
-          <w:b/>
-          <w:bCs/>
-          <w:color w:val="FFFFFF"/>
-          <w:sz w:val="18"/>
-          <w:szCs w:val="18"/>
-          <w:shd w:val="clear" w:color="auto" w:fill="1F3A52"/>
-        </w:rPr>
-        <w:t>– Oct 2009</w:t>
+        <w:t>May 2008 – Oct 2009</w:t>
       </w:r>
     </w:p>
     <w:p>
@@ -1404,14 +1328,7 @@
           <w:rFonts w:ascii="Calibri" w:eastAsia="Calibri" w:hAnsi="Calibri" w:cs="Calibri"/>
           <w:color w:val="1E2B25"/>
         </w:rPr>
-        <w:t xml:space="preserve"> Ansar</w:t>
-      </w:r>
-      <w:r>
-        <w:rPr>
-          <w:rFonts w:ascii="Calibri" w:eastAsia="Calibri" w:hAnsi="Calibri" w:cs="Calibri"/>
-          <w:color w:val="1E2B25"/>
-        </w:rPr>
-        <w:t xml:space="preserve">i    </w:t>
+        <w:t xml:space="preserve"> Ansari    </w:t>
       </w:r>
       <w:r>
         <w:rPr>

--- a/Sagir_Ahmad_Resume.docx
+++ b/Sagir_Ahmad_Resume.docx
@@ -301,8 +301,6 @@
               </w:rPr>
               <w:t>uctures / X-Steel (v12.0 – v24</w:t>
             </w:r>
-            <w:bookmarkStart w:id="0" w:name="_GoBack"/>
-            <w:bookmarkEnd w:id="0"/>
             <w:r>
               <w:rPr>
                 <w:rFonts w:ascii="Calibri" w:eastAsia="Calibri" w:hAnsi="Calibri" w:cs="Calibri"/>
@@ -494,7 +492,7 @@
           <w:sz w:val="23"/>
           <w:szCs w:val="23"/>
         </w:rPr>
-        <w:t>Steel Modeler &amp; Detailer</w:t>
+        <w:t>Steel Detailer &amp; Modeler</w:t>
       </w:r>
       <w:r>
         <w:tab/>
@@ -651,7 +649,62 @@
           <w:sz w:val="23"/>
           <w:szCs w:val="23"/>
         </w:rPr>
-        <w:t>Steel Modeler &amp; Detailer</w:t>
+        <w:t>Steel</w:t>
+      </w:r>
+      <w:r>
+        <w:rPr>
+          <w:rFonts w:ascii="Calibri" w:eastAsia="Calibri" w:hAnsi="Calibri" w:cs="Calibri"/>
+          <w:b/>
+          <w:bCs/>
+          <w:color w:val="1E2B25"/>
+          <w:sz w:val="23"/>
+          <w:szCs w:val="23"/>
+        </w:rPr>
+        <w:t xml:space="preserve"> </w:t>
+      </w:r>
+      <w:r>
+        <w:rPr>
+          <w:rFonts w:ascii="Calibri" w:eastAsia="Calibri" w:hAnsi="Calibri" w:cs="Calibri"/>
+          <w:b/>
+          <w:bCs/>
+          <w:color w:val="1E2B25"/>
+          <w:sz w:val="23"/>
+          <w:szCs w:val="23"/>
+        </w:rPr>
+        <w:t>Detailer</w:t>
+      </w:r>
+      <w:r>
+        <w:rPr>
+          <w:rFonts w:ascii="Calibri" w:eastAsia="Calibri" w:hAnsi="Calibri" w:cs="Calibri"/>
+          <w:b/>
+          <w:bCs/>
+          <w:color w:val="1E2B25"/>
+          <w:sz w:val="23"/>
+          <w:szCs w:val="23"/>
+        </w:rPr>
+        <w:t xml:space="preserve"> </w:t>
+      </w:r>
+      <w:r>
+        <w:rPr>
+          <w:rFonts w:ascii="Calibri" w:eastAsia="Calibri" w:hAnsi="Calibri" w:cs="Calibri"/>
+          <w:b/>
+          <w:bCs/>
+          <w:color w:val="1E2B25"/>
+          <w:sz w:val="23"/>
+          <w:szCs w:val="23"/>
+        </w:rPr>
+        <w:t>&amp;</w:t>
+      </w:r>
+      <w:r>
+        <w:rPr>
+          <w:rFonts w:ascii="Calibri" w:eastAsia="Calibri" w:hAnsi="Calibri" w:cs="Calibri"/>
+          <w:b/>
+          <w:bCs/>
+          <w:color w:val="1E2B25"/>
+          <w:sz w:val="23"/>
+          <w:szCs w:val="23"/>
+        </w:rPr>
+        <w:t xml:space="preserve"> Modeler</w:t>
       </w:r>
       <w:r>
         <w:tab/>
@@ -682,6 +735,8 @@
         </w:rPr>
         <w:t>Tech Steel Design Services Pvt. Ltd., Noida (U.P.)</w:t>
       </w:r>
+      <w:bookmarkStart w:id="0" w:name="_GoBack"/>
+      <w:bookmarkEnd w:id="0"/>
     </w:p>
     <w:p>
       <w:pPr>
@@ -913,7 +968,7 @@
           <w:sz w:val="23"/>
           <w:szCs w:val="23"/>
         </w:rPr>
-        <w:t>Steel Modeler &amp; Detailer</w:t>
+        <w:t>Steel Detailer</w:t>
       </w:r>
       <w:r>
         <w:tab/>
